--- a/Lab3_BitString_variant7/Отчет_ЛР3_Сулейманов_Гарун_Баширович.docx
+++ b/Lab3_BitString_variant7/Отчет_ЛР3_Сулейманов_Гарун_Баширович.docx
@@ -1200,6 +1200,15 @@
         <w:t xml:space="preserve">    virtual void run() = 0; // запуск тестов определит наследник</w:t>
         <w:br/>
         <w:br/>
+        <w:t xml:space="preserve">    bool allPassed() const noexcept</w:t>
+        <w:br/>
+        <w:t xml:space="preserve">    {</w:t>
+        <w:br/>
+        <w:t xml:space="preserve">        return failed_ == 0U; // позволяет main() вернуть ненулевой код при ошибках</w:t>
+        <w:br/>
+        <w:t xml:space="preserve">    }</w:t>
+        <w:br/>
+        <w:br/>
         <w:t xml:space="preserve">    void report() const</w:t>
         <w:br/>
         <w:t xml:space="preserve">    {</w:t>
@@ -1597,7 +1606,7 @@
         <w:t xml:space="preserve">    test.report();      // вызываем унаследованный отчет</w:t>
         <w:br/>
         <w:br/>
-        <w:t xml:space="preserve">    return 0; // завершаем программу</w:t>
+        <w:t xml:space="preserve">    return test.allPassed() ? 0 : 1; // ошибка теста должна завершать программу с ненулевым кодом</w:t>
         <w:br/>
         <w:t>}</w:t>
       </w:r>
@@ -2209,7 +2218,7 @@
               <w:rPr>
                 <w:sz w:val="19"/>
               </w:rPr>
-              <w:t>9/11</w:t>
+              <w:t>9/10</w:t>
             </w:r>
           </w:p>
         </w:tc>
@@ -2877,7 +2886,7 @@
     </w:p>
     <w:p>
       <w:r>
-        <w:t>Проект 1 можно собрать напрямую командой:</w:t>
+        <w:t>Оба проекта собираются и запускаются из корневой папки лабораторной:</w:t>
       </w:r>
     </w:p>
     <w:p>
@@ -2885,14 +2894,16 @@
         <w:pStyle w:val="Code"/>
       </w:pPr>
       <w:r>
-        <w:t>g++ -std=c++14 -Wall -Wextra -Wpedantic main.cpp BitString.cpp -o lab3_custom</w:t>
-        <w:br/>
-        <w:t>./lab3_custom</w:t>
+        <w:t>cmake -S . -B build -DCMAKE_BUILD_TYPE=Debug</w:t>
+        <w:br/>
+        <w:t>cmake --build build --config Debug</w:t>
+        <w:br/>
+        <w:t>ctest --test-dir build -C Debug --output-on-failure</w:t>
       </w:r>
     </w:p>
     <w:p>
       <w:r>
-        <w:t>Проект 2 рекомендуется запускать через CMake, чтобы doctest был найден или автоматически получен:</w:t>
+        <w:t>Каждый подпроект можно также собрать отдельно. Перейдите в его папку и выполните:</w:t>
       </w:r>
     </w:p>
     <w:p>
@@ -2903,8 +2914,6 @@
         <w:t>cmake -S . -B build</w:t>
         <w:br/>
         <w:t>cmake --build build</w:t>
-        <w:br/>
-        <w:t>./build/lab3_doctest</w:t>
         <w:br/>
         <w:t>ctest --test-dir build --output-on-failure</w:t>
       </w:r>
@@ -2919,7 +2928,7 @@
     </w:p>
     <w:p>
       <w:r>
-        <w:t>В ходе работы был протестирован класс BitString двумя способами. Первый проект показывает устройство простого собственного тестового фреймворка и одиночное открытое наследование. Второй проект показывает применение готового фреймворка doctest. Проверены все основные методы, операторы, граничные случаи и исключения рабочего класса; тестовые условия проходят успешно.</w:t>
+        <w:t>В лабораторной работе класс BitString проверен собственным тестовым фреймворком с открытым наследованием и библиотекой doctest. Проверены операции, граничные случаи и исключения; успешно пройдены 44 проверки проекта 1 и 47 проверок проекта 2.</w:t>
       </w:r>
     </w:p>
     <w:sectPr>
